--- a/A1_project/A1_hisobot.docx
+++ b/A1_project/A1_hisobot.docx
@@ -30,7 +30,7 @@
         <w:pageBreakBefore w:val="false"/>
         <w:widowControl/>
         <w:bidi w:val="0"/>
-        <w:spacing w:lineRule="auto" w:line="249" w:before="0" w:after="100"/>
+        <w:spacing w:lineRule="auto" w:line="247" w:before="0" w:after="100"/>
         <w:jc w:val="start"/>
         <w:rPr>
           <w:sz w:val="24"/>
@@ -83,10 +83,9 @@
         <w:pStyle w:val="BodyText"/>
         <w:numPr>
           <w:ilvl w:val="0"/>
-          <w:numId w:val="2"/>
+          <w:numId w:val="1"/>
         </w:numPr>
         <w:tabs>
-          <w:tab w:val="clear" w:pos="709"/>
           <w:tab w:val="left" w:pos="709" w:leader="none"/>
         </w:tabs>
         <w:bidi w:val="0"/>
@@ -111,10 +110,9 @@
         <w:pStyle w:val="BodyText"/>
         <w:numPr>
           <w:ilvl w:val="0"/>
-          <w:numId w:val="2"/>
+          <w:numId w:val="1"/>
         </w:numPr>
         <w:tabs>
-          <w:tab w:val="clear" w:pos="709"/>
           <w:tab w:val="left" w:pos="709" w:leader="none"/>
         </w:tabs>
         <w:bidi w:val="0"/>
@@ -181,10 +179,9 @@
         <w:pStyle w:val="BodyText"/>
         <w:numPr>
           <w:ilvl w:val="0"/>
-          <w:numId w:val="2"/>
+          <w:numId w:val="1"/>
         </w:numPr>
         <w:tabs>
-          <w:tab w:val="clear" w:pos="709"/>
           <w:tab w:val="left" w:pos="709" w:leader="none"/>
         </w:tabs>
         <w:bidi w:val="0"/>
@@ -234,16 +231,7 @@
           <w:sz w:val="26"/>
           <w:szCs w:val="26"/>
         </w:rPr>
-        <w:t>1-QADAM. Ishchi katalogini yaratish, ishchi kodni tayyorlash va ikkit</w:t>
-      </w:r>
-      <w:r>
-        <w:rPr>
-          <w:b/>
-          <w:bCs/>
-          <w:sz w:val="26"/>
-          <w:szCs w:val="26"/>
-        </w:rPr>
-        <w:t>a xizmat terminalni ishga tushurish</w:t>
+        <w:t>1-QADAM. Ishchi katalogini yaratish, ishchi kodni tayyorlash va ikkita xizmat terminalni ishga tushurish</w:t>
       </w:r>
     </w:p>
     <w:p>
@@ -306,14 +294,7 @@
           <w:b/>
           <w:bCs/>
         </w:rPr>
-        <w:t xml:space="preserve">1-rasm. </w:t>
-      </w:r>
-      <w:r>
-        <w:rPr>
-          <w:b/>
-          <w:bCs/>
-        </w:rPr>
-        <w:t>web_srv</w:t>
+        <w:t>1-rasm. web_srv</w:t>
       </w:r>
       <w:r>
         <w:rPr/>
@@ -3415,11 +3396,7 @@
       </w:pPr>
       <w:r>
         <w:rPr/>
-        <w:t>1-terminalda 8000 portda kodni ishga tushurgandan keyin 2-terminal ochiladi va u terminal ssh key orqali web_srv ga ulanadi (4-rasm</w:t>
-      </w:r>
-      <w:r>
-        <w:rPr/>
-        <w:t>)</w:t>
+        <w:t>1-terminalda 8000 portda kodni ishga tushurgandan keyin 2-terminal ochiladi va u terminal ssh key orqali web_srv ga ulanadi (4-rasm)</w:t>
       </w:r>
     </w:p>
     <w:p>
@@ -3642,17 +3619,22 @@
           <w:sz w:val="26"/>
           <w:szCs w:val="26"/>
         </w:rPr>
-        <w:t xml:space="preserve">2-QADAM. VM dagi portni </w:t>
-      </w:r>
-      <w:r>
+        <w:t>2-QADAM. VM dagi portni Noutbokni brauzeridan ochish</w:t>
+      </w:r>
+    </w:p>
+    <w:p>
+      <w:pPr>
+        <w:pStyle w:val="Normal"/>
+        <w:bidi w:val="0"/>
+        <w:ind w:hanging="0" w:start="-360" w:end="-180"/>
+        <w:jc w:val="center"/>
         <w:rPr>
           <w:b/>
           <w:bCs/>
           <w:sz w:val="26"/>
           <w:szCs w:val="26"/>
         </w:rPr>
-        <w:t>No</w:t>
-      </w:r>
+      </w:pPr>
       <w:r>
         <w:rPr>
           <w:b/>
@@ -3660,38 +3642,29 @@
           <w:sz w:val="26"/>
           <w:szCs w:val="26"/>
         </w:rPr>
-        <w:t>utbokni</w:t>
+      </w:r>
+    </w:p>
+    <w:p>
+      <w:pPr>
+        <w:pStyle w:val="BodyText"/>
+        <w:bidi w:val="0"/>
+        <w:ind w:hanging="0" w:start="0" w:end="0"/>
+        <w:jc w:val="start"/>
+        <w:rPr/>
+      </w:pPr>
+      <w:r>
+        <w:rPr/>
+        <w:t xml:space="preserve">Buni hal qilishning eng qulay va laboratoriya qoidalarini buzmaydigan usuli — </w:t>
       </w:r>
       <w:r>
         <w:rPr>
           <w:b/>
-          <w:bCs/>
-          <w:sz w:val="26"/>
-          <w:szCs w:val="26"/>
-        </w:rPr>
-        <w:t xml:space="preserve"> brauzeridan ochish</w:t>
-      </w:r>
-    </w:p>
-    <w:p>
-      <w:pPr>
-        <w:pStyle w:val="Normal"/>
-        <w:bidi w:val="0"/>
-        <w:ind w:hanging="0" w:start="-360" w:end="-180"/>
-        <w:jc w:val="center"/>
-        <w:rPr>
-          <w:b/>
-          <w:bCs/>
-          <w:sz w:val="26"/>
-          <w:szCs w:val="26"/>
-        </w:rPr>
-      </w:pPr>
-      <w:r>
-        <w:rPr>
-          <w:b/>
-          <w:bCs/>
-          <w:sz w:val="26"/>
-          <w:szCs w:val="26"/>
-        </w:rPr>
+        </w:rPr>
+        <w:t>SSH Port Forwarding (tunnel)</w:t>
+      </w:r>
+      <w:r>
+        <w:rPr/>
+        <w:t xml:space="preserve"> orqali ulanishdir:</w:t>
       </w:r>
     </w:p>
     <w:p>
@@ -3704,62 +3677,7 @@
       </w:pPr>
       <w:r>
         <w:rPr/>
-        <w:t xml:space="preserve">Buni hal qilishning eng qulay va laboratoriya qoidalarini buzmaydigan usuli — </w:t>
-      </w:r>
-      <w:r>
-        <w:rPr>
-          <w:b/>
-        </w:rPr>
-        <w:t>SSH Port Forwarding (tunnel)</w:t>
-      </w:r>
-      <w:r>
-        <w:rPr/>
-        <w:t xml:space="preserve"> orqali ulanishdir:</w:t>
-      </w:r>
-    </w:p>
-    <w:p>
-      <w:pPr>
-        <w:pStyle w:val="BodyText"/>
-        <w:bidi w:val="0"/>
-        <w:ind w:hanging="0" w:start="0" w:end="0"/>
-        <w:jc w:val="start"/>
-        <w:rPr/>
-      </w:pPr>
-      <w:r>
-        <w:rPr/>
-        <w:t>Noutb</w:t>
-      </w:r>
-      <w:r>
-        <w:rPr/>
-        <w:t>o</w:t>
-      </w:r>
-      <w:r>
-        <w:rPr/>
-        <w:t>kdan (Host tizimidan) yangi terminal ochi</w:t>
-      </w:r>
-      <w:r>
-        <w:rPr/>
-        <w:t>b</w:t>
-      </w:r>
-      <w:r>
-        <w:rPr/>
-        <w:t xml:space="preserve"> va VMga ulanishda 8000 va 8001 portlarni noutb</w:t>
-      </w:r>
-      <w:r>
-        <w:rPr/>
-        <w:t>o</w:t>
-      </w:r>
-      <w:r>
-        <w:rPr/>
-        <w:t>kga yo‘naltirib oli</w:t>
-      </w:r>
-      <w:r>
-        <w:rPr/>
-        <w:t>sh kerak bo’ladi</w:t>
-      </w:r>
-      <w:r>
-        <w:rPr/>
-        <w:t>:</w:t>
+        <w:t>Noutbokdan (Host tizimidan) yangi terminal ochib va VMga ulanishda 8000 va 8001 portlarni noutbokga yo‘naltirib olish kerak bo’ladi:</w:t>
       </w:r>
     </w:p>
     <w:p>
@@ -3856,10 +3774,9 @@
         <w:pStyle w:val="BodyText"/>
         <w:numPr>
           <w:ilvl w:val="0"/>
-          <w:numId w:val="3"/>
+          <w:numId w:val="2"/>
         </w:numPr>
         <w:tabs>
-          <w:tab w:val="clear" w:pos="709"/>
           <w:tab w:val="left" w:pos="709" w:leader="none"/>
         </w:tabs>
         <w:bidi w:val="0"/>
@@ -3869,15 +3786,7 @@
       </w:pPr>
       <w:r>
         <w:rPr/>
-        <w:t>SSH noutb</w:t>
-      </w:r>
-      <w:r>
-        <w:rPr/>
-        <w:t>ok</w:t>
-      </w:r>
-      <w:r>
-        <w:rPr/>
-        <w:t xml:space="preserve">dagi </w:t>
+        <w:t xml:space="preserve">SSH noutbokdagi </w:t>
       </w:r>
       <w:r>
         <w:rPr>
@@ -4316,10 +4225,6 @@
         <w:t xml:space="preserve">curl </w:t>
       </w:r>
       <w:r>
-        <w:rPr>
-          <w:b w:val="false"/>
-          <w:bCs w:val="false"/>
-        </w:rPr>
         <w:drawing>
           <wp:anchor behindDoc="0" distT="0" distB="0" distL="0" distR="0" simplePos="0" locked="0" layoutInCell="0" allowOverlap="1" relativeHeight="9">
             <wp:simplePos x="0" y="0"/>
@@ -4426,16 +4331,7 @@
           <w:sz w:val="24"/>
           <w:szCs w:val="24"/>
         </w:rPr>
-        <w:t>DOM brauzerning tezkor xotirasidagi nusxasi xolos. U yerda qilingan o'zgarishlar serverdagi faylni o'zgartirmaydi. Sahifa qayta yuklanganda serverdan asl HTML yana tortib olinadi.</w:t>
-      </w:r>
-      <w:r>
-        <w:rPr>
-          <w:b w:val="false"/>
-          <w:bCs w:val="false"/>
-          <w:sz w:val="24"/>
-          <w:szCs w:val="24"/>
-        </w:rPr>
-        <w:t>(9-rasm)</w:t>
+        <w:t>DOM brauzerning tezkor xotirasidagi nusxasi xolos. U yerda qilingan o'zgarishlar serverdagi faylni o'zgartirmaydi. Sahifa qayta yuklanganda serverdan asl HTML yana tortib olinadi.(9-rasm)</w:t>
       </w:r>
     </w:p>
     <w:p>
@@ -4838,16 +4734,7 @@
           <w:sz w:val="24"/>
           <w:szCs w:val="24"/>
         </w:rPr>
-        <w:t>1.</w:t>
-      </w:r>
-      <w:r>
-        <w:rPr>
-          <w:b/>
-          <w:bCs/>
-          <w:sz w:val="24"/>
-          <w:szCs w:val="24"/>
-        </w:rPr>
-        <w:t>To'g'ri CORS sozlamasi:</w:t>
+        <w:t>1.To'g'ri CORS sozlamasi:</w:t>
       </w:r>
       <w:r>
         <w:rPr>
@@ -4877,18 +4764,16 @@
         </w:rPr>
         <w:t xml:space="preserve">python3 a1_lab.py --port 8001 --cors-origin </w:t>
       </w:r>
-      <w:hyperlink r:id="rId14">
-        <w:r>
-          <w:rPr>
-            <w:rStyle w:val="Hyperlink"/>
-            <w:rFonts w:ascii="Liberation Mono" w:hAnsi="Liberation Mono" w:eastAsia="Noto Sans Mono CJK SC" w:cs="Liberation Mono"/>
-            <w:sz w:val="24"/>
-            <w:szCs w:val="24"/>
-            <w:shd w:fill="CCCCCC" w:val="clear"/>
-          </w:rPr>
-          <w:t>http://127.0.0.1:8000</w:t>
-        </w:r>
-      </w:hyperlink>
+      <w:r>
+        <w:rPr>
+          <w:rStyle w:val="Hyperlink"/>
+          <w:rFonts w:eastAsia="Noto Sans Mono CJK SC" w:cs="Liberation Mono"/>
+          <w:sz w:val="24"/>
+          <w:szCs w:val="24"/>
+          <w:shd w:fill="CCCCCC" w:val="clear"/>
+        </w:rPr>
+        <w:t>http://127.0.0.1:8000</w:t>
+      </w:r>
     </w:p>
     <w:p>
       <w:pPr>
@@ -4919,6 +4804,227 @@
           <w:szCs w:val="24"/>
         </w:rPr>
         <w:t xml:space="preserve"> tugmasini bosing.</w:t>
+      </w:r>
+    </w:p>
+    <w:p>
+      <w:pPr>
+        <w:pStyle w:val="BodyText"/>
+        <w:numPr>
+          <w:ilvl w:val="0"/>
+          <w:numId w:val="3"/>
+        </w:numPr>
+        <w:tabs>
+          <w:tab w:val="left" w:pos="709" w:leader="none"/>
+        </w:tabs>
+        <w:bidi w:val="0"/>
+        <w:spacing w:before="0" w:after="0"/>
+        <w:ind w:hanging="283" w:start="709"/>
+        <w:jc w:val="start"/>
+        <w:rPr/>
+      </w:pPr>
+      <w:r>
+        <w:rPr>
+          <w:rStyle w:val="Strong"/>
+          <w:sz w:val="24"/>
+          <w:szCs w:val="24"/>
+        </w:rPr>
+        <w:t>Natija:</w:t>
+      </w:r>
+      <w:r>
+        <w:rPr>
+          <w:sz w:val="24"/>
+          <w:szCs w:val="24"/>
+        </w:rPr>
+        <w:t xml:space="preserve"> Endi xato yo'q! JSON ma'lumotlari chiqadi, unda </w:t>
+      </w:r>
+      <w:r>
+        <w:rPr>
+          <w:rStyle w:val="SourceText"/>
+          <w:sz w:val="24"/>
+          <w:szCs w:val="24"/>
+        </w:rPr>
+        <w:t>"port": 8001</w:t>
+      </w:r>
+      <w:r>
+        <w:rPr>
+          <w:sz w:val="24"/>
+          <w:szCs w:val="24"/>
+        </w:rPr>
+        <w:t xml:space="preserve"> aks etadi. </w:t>
+      </w:r>
+    </w:p>
+    <w:p>
+      <w:pPr>
+        <w:pStyle w:val="BodyText"/>
+        <w:numPr>
+          <w:ilvl w:val="0"/>
+          <w:numId w:val="3"/>
+        </w:numPr>
+        <w:tabs>
+          <w:tab w:val="left" w:pos="709" w:leader="none"/>
+        </w:tabs>
+        <w:bidi w:val="0"/>
+        <w:ind w:hanging="283" w:start="709"/>
+        <w:jc w:val="start"/>
+        <w:rPr/>
+      </w:pPr>
+      <w:r>
+        <w:rPr>
+          <w:sz w:val="24"/>
+          <w:szCs w:val="24"/>
+        </w:rPr>
+        <w:t xml:space="preserve">Network panelida </w:t>
+      </w:r>
+      <w:r>
+        <w:rPr>
+          <w:rStyle w:val="SourceText"/>
+          <w:sz w:val="24"/>
+          <w:szCs w:val="24"/>
+        </w:rPr>
+        <w:t>/api/info</w:t>
+      </w:r>
+      <w:r>
+        <w:rPr>
+          <w:sz w:val="24"/>
+          <w:szCs w:val="24"/>
+        </w:rPr>
+        <w:t xml:space="preserve"> so'rovining Response Headers qismida:</w:t>
+        <w:br/>
+      </w:r>
+      <w:r>
+        <w:rPr>
+          <w:rStyle w:val="SourceText"/>
+          <w:sz w:val="24"/>
+          <w:szCs w:val="24"/>
+        </w:rPr>
+        <w:t>Access-Control-Allow-Origin: http://127.0.0.1:8000</w:t>
+      </w:r>
+      <w:r>
+        <w:rPr>
+          <w:sz w:val="24"/>
+          <w:szCs w:val="24"/>
+        </w:rPr>
+        <w:t xml:space="preserve"> mavjudligini ko'rasiz. (11-rasm)</w:t>
+      </w:r>
+    </w:p>
+    <w:p>
+      <w:pPr>
+        <w:pStyle w:val="Heading4"/>
+        <w:bidi w:val="0"/>
+        <w:jc w:val="start"/>
+        <w:rPr>
+          <w:sz w:val="24"/>
+          <w:szCs w:val="24"/>
+        </w:rPr>
+      </w:pPr>
+      <w:r>
+        <w:rPr>
+          <w:sz w:val="24"/>
+          <w:szCs w:val="24"/>
+        </w:rPr>
+        <w:t>2. Noto'g'ri CORS sozlamasi (Nosozlik yaratish):</w:t>
+      </w:r>
+    </w:p>
+    <w:p>
+      <w:pPr>
+        <w:pStyle w:val="BodyText"/>
+        <w:bidi w:val="0"/>
+        <w:jc w:val="start"/>
+        <w:rPr/>
+      </w:pPr>
+      <w:r>
+        <w:rPr>
+          <w:sz w:val="24"/>
+          <w:szCs w:val="24"/>
+        </w:rPr>
+        <w:t xml:space="preserve">T2 terminalida yana </w:t>
+      </w:r>
+      <w:r>
+        <w:rPr>
+          <w:rStyle w:val="SourceText"/>
+          <w:sz w:val="24"/>
+          <w:szCs w:val="24"/>
+        </w:rPr>
+        <w:t>Ctrl+C</w:t>
+      </w:r>
+      <w:r>
+        <w:rPr>
+          <w:sz w:val="24"/>
+          <w:szCs w:val="24"/>
+        </w:rPr>
+        <w:t xml:space="preserve"> bosing va ataylab portni </w:t>
+      </w:r>
+      <w:r>
+        <w:rPr>
+          <w:rStyle w:val="SourceText"/>
+          <w:sz w:val="24"/>
+          <w:szCs w:val="24"/>
+        </w:rPr>
+        <w:t>8002</w:t>
+      </w:r>
+      <w:r>
+        <w:rPr>
+          <w:sz w:val="24"/>
+          <w:szCs w:val="24"/>
+        </w:rPr>
+        <w:t xml:space="preserve"> qilib ishga tushiring:</w:t>
+      </w:r>
+    </w:p>
+    <w:p>
+      <w:pPr>
+        <w:pStyle w:val="PreformattedText"/>
+        <w:bidi w:val="0"/>
+        <w:spacing w:before="0" w:after="283"/>
+        <w:jc w:val="start"/>
+        <w:rPr/>
+      </w:pPr>
+      <w:r>
+        <w:rPr>
+          <w:rStyle w:val="SourceText"/>
+          <w:sz w:val="24"/>
+          <w:szCs w:val="24"/>
+        </w:rPr>
+        <w:t xml:space="preserve">python3 a1_lab.py --port 8001 --cors-origin </w:t>
+      </w:r>
+      <w:r>
+        <w:rPr>
+          <w:rStyle w:val="Hyperlink"/>
+          <w:rFonts w:eastAsia="Noto Sans Mono CJK SC" w:cs="Liberation Mono"/>
+          <w:sz w:val="24"/>
+          <w:szCs w:val="24"/>
+        </w:rPr>
+        <w:t>http://127.0.0.1:8002</w:t>
+      </w:r>
+    </w:p>
+    <w:p>
+      <w:pPr>
+        <w:pStyle w:val="PreformattedText"/>
+        <w:bidi w:val="0"/>
+        <w:spacing w:before="0" w:after="283"/>
+        <w:jc w:val="start"/>
+        <w:rPr/>
+      </w:pPr>
+      <w:r>
+        <w:rPr>
+          <w:sz w:val="24"/>
+          <w:szCs w:val="24"/>
+        </w:rPr>
+        <w:t xml:space="preserve">Brauzerda </w:t>
+      </w:r>
+      <w:r>
+        <w:rPr>
+          <w:rStyle w:val="Strong"/>
+          <w:sz w:val="24"/>
+          <w:szCs w:val="24"/>
+        </w:rPr>
+        <w:t>"Boshqa origin"</w:t>
+      </w:r>
+      <w:r>
+        <w:rPr>
+          <w:sz w:val="24"/>
+          <w:szCs w:val="24"/>
+        </w:rPr>
+        <w:t xml:space="preserve"> tugmasini bosing:</w:t>
       </w:r>
     </w:p>
     <w:p>
@@ -4929,29 +5035,34 @@
           <w:numId w:val="4"/>
         </w:numPr>
         <w:tabs>
-          <w:tab w:val="clear" w:pos="709"/>
           <w:tab w:val="left" w:pos="709" w:leader="none"/>
         </w:tabs>
         <w:bidi w:val="0"/>
-        <w:spacing w:before="0" w:after="0"/>
         <w:ind w:hanging="283" w:start="709"/>
         <w:jc w:val="start"/>
         <w:rPr/>
       </w:pPr>
       <w:r>
         <w:rPr>
-          <w:rStyle w:val="Strong"/>
           <w:sz w:val="24"/>
           <w:szCs w:val="24"/>
         </w:rPr>
-        <w:t>Natija:</w:t>
-      </w:r>
-      <w:r>
-        <w:rPr>
+        <w:t xml:space="preserve">Qayta CORS xatosi chiqadi! Chunki so'rov kelgan origin </w:t>
+      </w:r>
+      <w:r>
+        <w:rPr>
+          <w:rStyle w:val="SourceText"/>
           <w:sz w:val="24"/>
           <w:szCs w:val="24"/>
         </w:rPr>
-        <w:t xml:space="preserve"> Endi xato yo'q! JSON ma'lumotlari chiqadi, unda </w:t>
+        <w:t>http://127.0.0.1:8000</w:t>
+      </w:r>
+      <w:r>
+        <w:rPr>
+          <w:sz w:val="24"/>
+          <w:szCs w:val="24"/>
+        </w:rPr>
+        <w:t xml:space="preserve">, server ruxsat bergan origin esa </w:t>
       </w:r>
       <w:r>
         <w:rPr>
@@ -4959,38 +5070,47 @@
           <w:sz w:val="24"/>
           <w:szCs w:val="24"/>
         </w:rPr>
-        <w:t>"port": 8001</w:t>
+        <w:t>http://127.0.0.1:8002</w:t>
       </w:r>
       <w:r>
         <w:rPr>
           <w:sz w:val="24"/>
           <w:szCs w:val="24"/>
         </w:rPr>
-        <w:t xml:space="preserve"> aks etadi. </w:t>
-      </w:r>
-    </w:p>
-    <w:p>
-      <w:pPr>
-        <w:pStyle w:val="BodyText"/>
-        <w:numPr>
-          <w:ilvl w:val="0"/>
-          <w:numId w:val="4"/>
-        </w:numPr>
-        <w:tabs>
-          <w:tab w:val="clear" w:pos="709"/>
-          <w:tab w:val="left" w:pos="709" w:leader="none"/>
-        </w:tabs>
-        <w:bidi w:val="0"/>
-        <w:ind w:hanging="283" w:start="709"/>
-        <w:jc w:val="start"/>
-        <w:rPr/>
-      </w:pPr>
-      <w:r>
+        <w:t xml:space="preserve">. Ular mos emas. </w:t>
+      </w:r>
+    </w:p>
+    <w:p>
+      <w:pPr>
+        <w:pStyle w:val="Heading4"/>
+        <w:bidi w:val="0"/>
+        <w:jc w:val="start"/>
         <w:rPr>
           <w:sz w:val="24"/>
           <w:szCs w:val="24"/>
         </w:rPr>
-        <w:t xml:space="preserve">Network panelida </w:t>
+      </w:pPr>
+      <w:r>
+        <w:rPr>
+          <w:sz w:val="24"/>
+          <w:szCs w:val="24"/>
+        </w:rPr>
+        <w:t>3. Xatoni tuzatish:</w:t>
+      </w:r>
+    </w:p>
+    <w:p>
+      <w:pPr>
+        <w:pStyle w:val="BodyText"/>
+        <w:bidi w:val="0"/>
+        <w:jc w:val="start"/>
+        <w:rPr/>
+      </w:pPr>
+      <w:r>
+        <w:rPr>
+          <w:sz w:val="24"/>
+          <w:szCs w:val="24"/>
+        </w:rPr>
+        <w:t xml:space="preserve">T2 ni to'xtatib, yana </w:t>
       </w:r>
       <w:r>
         <w:rPr>
@@ -4998,273 +5118,39 @@
           <w:sz w:val="24"/>
           <w:szCs w:val="24"/>
         </w:rPr>
-        <w:t>/api/info</w:t>
+        <w:t>--cors-origin http://127.0.0.1:8000</w:t>
       </w:r>
       <w:r>
         <w:rPr>
           <w:sz w:val="24"/>
           <w:szCs w:val="24"/>
         </w:rPr>
-        <w:t xml:space="preserve"> so'rovining Response Headers qismida:</w:t>
-        <w:br/>
-      </w:r>
-      <w:r>
-        <w:rPr>
-          <w:rStyle w:val="SourceText"/>
+        <w:t xml:space="preserve"> bilan ishga tushiring. Tugma yana muvaffaqiyatli ishlaydi.</w:t>
+      </w:r>
+    </w:p>
+    <w:p>
+      <w:pPr>
+        <w:pStyle w:val="BodyText"/>
+        <w:bidi w:val="0"/>
+        <w:jc w:val="center"/>
+        <w:rPr>
+          <w:b w:val="false"/>
+          <w:bCs w:val="false"/>
           <w:sz w:val="24"/>
           <w:szCs w:val="24"/>
         </w:rPr>
-        <w:t>Access-Control-Allow-Origin: http://127.0.0.1:8000</w:t>
-      </w:r>
-      <w:r>
-        <w:rPr>
-          <w:sz w:val="24"/>
-          <w:szCs w:val="24"/>
-        </w:rPr>
-        <w:t xml:space="preserve"> mavjudligini ko'rasiz. </w:t>
-      </w:r>
-      <w:r>
-        <w:rPr>
-          <w:sz w:val="24"/>
-          <w:szCs w:val="24"/>
-        </w:rPr>
-        <w:t>(11-rasm)</w:t>
-      </w:r>
-    </w:p>
-    <w:p>
-      <w:pPr>
-        <w:pStyle w:val="Heading4"/>
-        <w:bidi w:val="0"/>
-        <w:jc w:val="start"/>
-        <w:rPr>
-          <w:sz w:val="24"/>
-          <w:szCs w:val="24"/>
-        </w:rPr>
-      </w:pPr>
-      <w:r>
-        <w:rPr>
-          <w:sz w:val="24"/>
-          <w:szCs w:val="24"/>
-        </w:rPr>
-        <w:t>2. Noto'g'ri CORS sozlamasi (Nosozlik yaratish):</w:t>
-      </w:r>
-    </w:p>
-    <w:p>
-      <w:pPr>
-        <w:pStyle w:val="BodyText"/>
-        <w:bidi w:val="0"/>
-        <w:jc w:val="start"/>
-        <w:rPr/>
-      </w:pPr>
-      <w:r>
-        <w:rPr>
-          <w:sz w:val="24"/>
-          <w:szCs w:val="24"/>
-        </w:rPr>
-        <w:t xml:space="preserve">T2 terminalida yana </w:t>
-      </w:r>
-      <w:r>
-        <w:rPr>
-          <w:rStyle w:val="SourceText"/>
-          <w:sz w:val="24"/>
-          <w:szCs w:val="24"/>
-        </w:rPr>
-        <w:t>Ctrl+C</w:t>
-      </w:r>
-      <w:r>
-        <w:rPr>
-          <w:sz w:val="24"/>
-          <w:szCs w:val="24"/>
-        </w:rPr>
-        <w:t xml:space="preserve"> bosing va ataylab portni </w:t>
-      </w:r>
-      <w:r>
-        <w:rPr>
-          <w:rStyle w:val="SourceText"/>
-          <w:sz w:val="24"/>
-          <w:szCs w:val="24"/>
-        </w:rPr>
-        <w:t>8002</w:t>
-      </w:r>
-      <w:r>
-        <w:rPr>
-          <w:sz w:val="24"/>
-          <w:szCs w:val="24"/>
-        </w:rPr>
-        <w:t xml:space="preserve"> qilib ishga tushiring:</w:t>
-      </w:r>
-    </w:p>
-    <w:p>
-      <w:pPr>
-        <w:pStyle w:val="PreformattedText"/>
-        <w:bidi w:val="0"/>
-        <w:spacing w:before="0" w:after="283"/>
-        <w:jc w:val="start"/>
-        <w:rPr/>
-      </w:pPr>
-      <w:r>
-        <w:rPr>
-          <w:rStyle w:val="SourceText"/>
-          <w:sz w:val="24"/>
-          <w:szCs w:val="24"/>
-        </w:rPr>
-        <w:t xml:space="preserve">python3 a1_lab.py --port 8001 --cors-origin </w:t>
-      </w:r>
-      <w:hyperlink r:id="rId16">
-        <w:r>
-          <w:rPr>
-            <w:rStyle w:val="Hyperlink"/>
-            <w:rFonts w:ascii="Liberation Mono" w:hAnsi="Liberation Mono" w:eastAsia="Noto Sans Mono CJK SC" w:cs="Liberation Mono"/>
-            <w:sz w:val="24"/>
-            <w:szCs w:val="24"/>
-          </w:rPr>
-          <w:t>http://127.0.0.1:8002</w:t>
-        </w:r>
-      </w:hyperlink>
-    </w:p>
-    <w:p>
-      <w:pPr>
-        <w:pStyle w:val="PreformattedText"/>
-        <w:bidi w:val="0"/>
-        <w:spacing w:before="0" w:after="283"/>
-        <w:jc w:val="start"/>
-        <w:rPr/>
-      </w:pPr>
-      <w:r>
-        <w:rPr>
-          <w:sz w:val="24"/>
-          <w:szCs w:val="24"/>
-        </w:rPr>
-        <w:t xml:space="preserve">Brauzerda </w:t>
-      </w:r>
-      <w:r>
-        <w:rPr>
-          <w:rStyle w:val="Strong"/>
-          <w:sz w:val="24"/>
-          <w:szCs w:val="24"/>
-        </w:rPr>
-        <w:t>"Boshqa origin"</w:t>
-      </w:r>
-      <w:r>
-        <w:rPr>
-          <w:sz w:val="24"/>
-          <w:szCs w:val="24"/>
-        </w:rPr>
-        <w:t xml:space="preserve"> tugmasini bosing:</w:t>
-      </w:r>
-    </w:p>
-    <w:p>
-      <w:pPr>
-        <w:pStyle w:val="BodyText"/>
-        <w:numPr>
-          <w:ilvl w:val="0"/>
-          <w:numId w:val="5"/>
-        </w:numPr>
-        <w:tabs>
-          <w:tab w:val="clear" w:pos="709"/>
-          <w:tab w:val="left" w:pos="709" w:leader="none"/>
-        </w:tabs>
-        <w:bidi w:val="0"/>
-        <w:ind w:hanging="283" w:start="709"/>
-        <w:jc w:val="start"/>
-        <w:rPr/>
-      </w:pPr>
-      <w:r>
-        <w:rPr>
-          <w:sz w:val="24"/>
-          <w:szCs w:val="24"/>
-        </w:rPr>
-        <w:t xml:space="preserve">Qayta CORS xatosi chiqadi! Chunki so'rov kelgan origin </w:t>
-      </w:r>
-      <w:r>
-        <w:rPr>
-          <w:rStyle w:val="SourceText"/>
-          <w:sz w:val="24"/>
-          <w:szCs w:val="24"/>
-        </w:rPr>
-        <w:t>http://127.0.0.1:8000</w:t>
-      </w:r>
-      <w:r>
-        <w:rPr>
-          <w:sz w:val="24"/>
-          <w:szCs w:val="24"/>
-        </w:rPr>
-        <w:t xml:space="preserve">, server ruxsat bergan origin esa </w:t>
-      </w:r>
-      <w:r>
-        <w:rPr>
-          <w:rStyle w:val="SourceText"/>
-          <w:sz w:val="24"/>
-          <w:szCs w:val="24"/>
-        </w:rPr>
-        <w:t>http://127.0.0.1:8002</w:t>
-      </w:r>
-      <w:r>
-        <w:rPr>
-          <w:sz w:val="24"/>
-          <w:szCs w:val="24"/>
-        </w:rPr>
-        <w:t xml:space="preserve">. Ular mos emas. </w:t>
-      </w:r>
-    </w:p>
-    <w:p>
-      <w:pPr>
-        <w:pStyle w:val="Heading4"/>
-        <w:bidi w:val="0"/>
-        <w:jc w:val="start"/>
-        <w:rPr>
-          <w:sz w:val="24"/>
-          <w:szCs w:val="24"/>
-        </w:rPr>
-      </w:pPr>
-      <w:r>
-        <w:rPr>
-          <w:sz w:val="24"/>
-          <w:szCs w:val="24"/>
-        </w:rPr>
-        <w:t>3. Xatoni tuzatish:</w:t>
-      </w:r>
-    </w:p>
-    <w:p>
-      <w:pPr>
-        <w:pStyle w:val="BodyText"/>
-        <w:bidi w:val="0"/>
-        <w:jc w:val="start"/>
-        <w:rPr/>
-      </w:pPr>
-      <w:r>
-        <w:rPr>
-          <w:sz w:val="24"/>
-          <w:szCs w:val="24"/>
-        </w:rPr>
-        <w:t xml:space="preserve">T2 ni to'xtatib, yana </w:t>
-      </w:r>
-      <w:r>
-        <w:rPr>
-          <w:rStyle w:val="SourceText"/>
-          <w:sz w:val="24"/>
-          <w:szCs w:val="24"/>
-        </w:rPr>
-        <w:t>--cors-origin http://127.0.0.1:8000</w:t>
-      </w:r>
-      <w:r>
-        <w:rPr>
-          <w:sz w:val="24"/>
-          <w:szCs w:val="24"/>
-        </w:rPr>
-        <w:t xml:space="preserve"> bilan ishga tushiring. </w:t>
-      </w:r>
+      </w:pPr>
       <w:r>
         <w:drawing>
           <wp:anchor behindDoc="0" distT="0" distB="0" distL="0" distR="0" simplePos="0" locked="0" layoutInCell="0" allowOverlap="1" relativeHeight="12">
             <wp:simplePos x="0" y="0"/>
             <wp:positionH relativeFrom="column">
-              <wp:posOffset>-146050</wp:posOffset>
+              <wp:posOffset>-56515</wp:posOffset>
             </wp:positionH>
             <wp:positionV relativeFrom="paragraph">
-              <wp:posOffset>513715</wp:posOffset>
+              <wp:posOffset>71755</wp:posOffset>
             </wp:positionV>
-            <wp:extent cx="6120130" cy="7806055"/>
+            <wp:extent cx="6120130" cy="7542530"/>
             <wp:effectExtent l="0" t="0" r="0" b="0"/>
             <wp:wrapSquare wrapText="largest"/>
             <wp:docPr id="11" name="Image11" descr="" title=""/>
@@ -5281,7 +5167,7 @@
                     </pic:cNvPicPr>
                   </pic:nvPicPr>
                   <pic:blipFill>
-                    <a:blip r:embed="rId17"/>
+                    <a:blip r:embed="rId13"/>
                     <a:stretch>
                       <a:fillRect/>
                     </a:stretch>
@@ -5289,7 +5175,7 @@
                   <pic:spPr bwMode="auto">
                     <a:xfrm>
                       <a:off x="0" y="0"/>
-                      <a:ext cx="6120130" cy="7806055"/>
+                      <a:ext cx="6120130" cy="7542530"/>
                     </a:xfrm>
                     <a:prstGeom prst="rect">
                       <a:avLst/>
@@ -5303,10 +5189,451 @@
       </w:r>
       <w:r>
         <w:rPr>
+          <w:b w:val="false"/>
+          <w:bCs w:val="false"/>
           <w:sz w:val="24"/>
           <w:szCs w:val="24"/>
         </w:rPr>
-        <w:t>Tugma yana muvaffaqiyatli ishlaydi.</w:t>
+        <w:t>11-rasm</w:t>
+      </w:r>
+    </w:p>
+    <w:p>
+      <w:pPr>
+        <w:pStyle w:val="BodyText"/>
+        <w:bidi w:val="0"/>
+        <w:jc w:val="center"/>
+        <w:rPr>
+          <w:b/>
+          <w:bCs/>
+          <w:sz w:val="26"/>
+          <w:szCs w:val="26"/>
+        </w:rPr>
+      </w:pPr>
+      <w:r>
+        <w:rPr>
+          <w:b/>
+          <w:bCs/>
+          <w:sz w:val="26"/>
+          <w:szCs w:val="26"/>
+        </w:rPr>
+        <w:t>6-QADAM. COOKIE va HttpOnly ni tekshirish</w:t>
+      </w:r>
+    </w:p>
+    <w:p>
+      <w:pPr>
+        <w:pStyle w:val="BodyText"/>
+        <w:bidi w:val="0"/>
+        <w:jc w:val="center"/>
+        <w:rPr>
+          <w:b w:val="false"/>
+          <w:bCs w:val="false"/>
+          <w:sz w:val="24"/>
+          <w:szCs w:val="24"/>
+        </w:rPr>
+      </w:pPr>
+      <w:r>
+        <w:drawing>
+          <wp:anchor behindDoc="0" distT="0" distB="0" distL="0" distR="0" simplePos="0" locked="0" layoutInCell="0" allowOverlap="1" relativeHeight="13">
+            <wp:simplePos x="0" y="0"/>
+            <wp:positionH relativeFrom="column">
+              <wp:align>center</wp:align>
+            </wp:positionH>
+            <wp:positionV relativeFrom="paragraph">
+              <wp:posOffset>635</wp:posOffset>
+            </wp:positionV>
+            <wp:extent cx="6120130" cy="7174230"/>
+            <wp:effectExtent l="0" t="0" r="0" b="0"/>
+            <wp:wrapSquare wrapText="largest"/>
+            <wp:docPr id="12" name="Image12" descr="" title=""/>
+            <wp:cNvGraphicFramePr>
+              <a:graphicFrameLocks xmlns:a="http://schemas.openxmlformats.org/drawingml/2006/main" noChangeAspect="1"/>
+            </wp:cNvGraphicFramePr>
+            <a:graphic xmlns:a="http://schemas.openxmlformats.org/drawingml/2006/main">
+              <a:graphicData uri="http://schemas.openxmlformats.org/drawingml/2006/picture">
+                <pic:pic xmlns:pic="http://schemas.openxmlformats.org/drawingml/2006/picture">
+                  <pic:nvPicPr>
+                    <pic:cNvPr id="12" name="Image12" descr="" title=""/>
+                    <pic:cNvPicPr>
+                      <a:picLocks noChangeAspect="1" noChangeArrowheads="1"/>
+                    </pic:cNvPicPr>
+                  </pic:nvPicPr>
+                  <pic:blipFill>
+                    <a:blip r:embed="rId14"/>
+                    <a:stretch>
+                      <a:fillRect/>
+                    </a:stretch>
+                  </pic:blipFill>
+                  <pic:spPr bwMode="auto">
+                    <a:xfrm>
+                      <a:off x="0" y="0"/>
+                      <a:ext cx="6120130" cy="7174230"/>
+                    </a:xfrm>
+                    <a:prstGeom prst="rect">
+                      <a:avLst/>
+                    </a:prstGeom>
+                  </pic:spPr>
+                </pic:pic>
+              </a:graphicData>
+            </a:graphic>
+          </wp:anchor>
+        </w:drawing>
+      </w:r>
+      <w:r>
+        <w:rPr>
+          <w:b w:val="false"/>
+          <w:bCs w:val="false"/>
+          <w:sz w:val="24"/>
+          <w:szCs w:val="24"/>
+        </w:rPr>
+        <w:t>12-rasm.</w:t>
+      </w:r>
+    </w:p>
+    <w:p>
+      <w:pPr>
+        <w:pStyle w:val="BodyText"/>
+        <w:bidi w:val="0"/>
+        <w:jc w:val="center"/>
+        <w:rPr>
+          <w:b/>
+          <w:bCs/>
+          <w:sz w:val="26"/>
+          <w:szCs w:val="26"/>
+        </w:rPr>
+      </w:pPr>
+      <w:r>
+        <w:rPr>
+          <w:b/>
+          <w:bCs/>
+          <w:sz w:val="26"/>
+          <w:szCs w:val="26"/>
+        </w:rPr>
+        <w:t xml:space="preserve">7-QADAM. CSP(Content Security Policy) ni yoqish </w:t>
+      </w:r>
+    </w:p>
+    <w:p>
+      <w:pPr>
+        <w:pStyle w:val="BodyText"/>
+        <w:bidi w:val="0"/>
+        <w:jc w:val="start"/>
+        <w:rPr>
+          <w:b/>
+          <w:bCs/>
+        </w:rPr>
+      </w:pPr>
+      <w:r>
+        <w:rPr>
+          <w:b/>
+          <w:bCs/>
+        </w:rPr>
+        <w:t xml:space="preserve">T1 terminalida </w:t>
+      </w:r>
+      <w:r>
+        <w:rPr>
+          <w:rStyle w:val="SourceText"/>
+          <w:b/>
+          <w:bCs/>
+        </w:rPr>
+        <w:t>Ctrl+C</w:t>
+      </w:r>
+      <w:r>
+        <w:rPr>
+          <w:b/>
+          <w:bCs/>
+        </w:rPr>
+        <w:t xml:space="preserve"> bosing va serverni </w:t>
+      </w:r>
+      <w:r>
+        <w:rPr>
+          <w:rStyle w:val="SourceText"/>
+          <w:b/>
+          <w:bCs/>
+        </w:rPr>
+        <w:t>--csp</w:t>
+      </w:r>
+      <w:r>
+        <w:rPr>
+          <w:b/>
+          <w:bCs/>
+        </w:rPr>
+        <w:t xml:space="preserve"> bayrog'i bilan ishga tushiring:</w:t>
+      </w:r>
+    </w:p>
+    <w:p>
+      <w:pPr>
+        <w:pStyle w:val="PreformattedText"/>
+        <w:spacing w:before="0" w:after="283"/>
+        <w:rPr/>
+      </w:pPr>
+      <w:r>
+        <w:rPr>
+          <w:rStyle w:val="SourceText"/>
+          <w:shd w:fill="CCCCCC" w:val="clear"/>
+        </w:rPr>
+        <w:t>python3 a1_lab.py --port 8000 --csp</w:t>
+      </w:r>
+    </w:p>
+    <w:p>
+      <w:pPr>
+        <w:pStyle w:val="BodyText"/>
+        <w:numPr>
+          <w:ilvl w:val="0"/>
+          <w:numId w:val="0"/>
+        </w:numPr>
+        <w:spacing w:before="0" w:after="0"/>
+        <w:ind w:hanging="0" w:start="0"/>
+        <w:rPr/>
+      </w:pPr>
+      <w:r>
+        <w:rPr/>
+        <w:t xml:space="preserve">Brauzer sahifasini </w:t>
+      </w:r>
+      <w:r>
+        <w:rPr>
+          <w:rStyle w:val="SourceText"/>
+        </w:rPr>
+        <w:t>Ctrl+R</w:t>
+      </w:r>
+      <w:r>
+        <w:rPr/>
+        <w:t xml:space="preserve"> bilan yangilang. </w:t>
+      </w:r>
+    </w:p>
+    <w:p>
+      <w:pPr>
+        <w:pStyle w:val="BodyText"/>
+        <w:numPr>
+          <w:ilvl w:val="0"/>
+          <w:numId w:val="0"/>
+        </w:numPr>
+        <w:spacing w:before="0" w:after="0"/>
+        <w:ind w:hanging="0" w:start="0"/>
+        <w:rPr/>
+      </w:pPr>
+      <w:r>
+        <w:rPr>
+          <w:rStyle w:val="Strong"/>
+        </w:rPr>
+        <w:t>Kuzatuv:</w:t>
+      </w:r>
+      <w:r>
+        <w:rPr/>
+        <w:t xml:space="preserve"> </w:t>
+      </w:r>
+    </w:p>
+    <w:p>
+      <w:pPr>
+        <w:pStyle w:val="BodyText"/>
+        <w:numPr>
+          <w:ilvl w:val="1"/>
+          <w:numId w:val="5"/>
+        </w:numPr>
+        <w:tabs>
+          <w:tab w:val="clear" w:pos="709"/>
+          <w:tab w:val="left" w:pos="0" w:leader="none"/>
+        </w:tabs>
+        <w:spacing w:before="0" w:after="0"/>
+        <w:ind w:hanging="283" w:start="1418"/>
+        <w:rPr/>
+      </w:pPr>
+      <w:r>
+        <w:rPr/>
+        <w:t xml:space="preserve">Ekranda: </w:t>
+      </w:r>
+      <w:r>
+        <w:rPr>
+          <w:rStyle w:val="SourceText"/>
+        </w:rPr>
+        <w:t>Inline: bajarilmadi</w:t>
+      </w:r>
+      <w:r>
+        <w:rPr/>
+        <w:t xml:space="preserve"> </w:t>
+      </w:r>
+    </w:p>
+    <w:p>
+      <w:pPr>
+        <w:pStyle w:val="BodyText"/>
+        <w:numPr>
+          <w:ilvl w:val="1"/>
+          <w:numId w:val="5"/>
+        </w:numPr>
+        <w:tabs>
+          <w:tab w:val="clear" w:pos="709"/>
+          <w:tab w:val="left" w:pos="0" w:leader="none"/>
+        </w:tabs>
+        <w:spacing w:before="0" w:after="0"/>
+        <w:ind w:hanging="283" w:start="1418"/>
+        <w:rPr/>
+      </w:pPr>
+      <w:r>
+        <w:rPr/>
+        <w:t xml:space="preserve">Ekranda: </w:t>
+      </w:r>
+      <w:r>
+        <w:rPr>
+          <w:rStyle w:val="SourceText"/>
+        </w:rPr>
+        <w:t>Tashqi JS: ishladi</w:t>
+      </w:r>
+      <w:r>
+        <w:rPr/>
+        <w:t xml:space="preserve"> </w:t>
+      </w:r>
+    </w:p>
+    <w:p>
+      <w:pPr>
+        <w:pStyle w:val="BodyText"/>
+        <w:numPr>
+          <w:ilvl w:val="0"/>
+          <w:numId w:val="0"/>
+        </w:numPr>
+        <w:spacing w:before="0" w:after="0"/>
+        <w:ind w:hanging="0" w:start="0"/>
+        <w:rPr/>
+      </w:pPr>
+      <w:r>
+        <w:rPr/>
+        <w:t xml:space="preserve">DevTools </w:t>
+      </w:r>
+      <w:r>
+        <w:rPr>
+          <w:rStyle w:val="Strong"/>
+        </w:rPr>
+        <w:t>Console</w:t>
+      </w:r>
+      <w:r>
+        <w:rPr/>
+        <w:t xml:space="preserve"> bo'limida qizil xabar:</w:t>
+        <w:br/>
+      </w:r>
+      <w:r>
+        <w:rPr>
+          <w:rStyle w:val="SourceText"/>
+        </w:rPr>
+        <w:t>Content-Securit![[Screenshot from 2026-10-23 17-34-28.png]]y-Policy: The page’s settings blocked the loading of a resource (script-src) at inline (“default-src”).</w:t>
+      </w:r>
+      <w:r>
+        <w:rPr/>
+        <w:t xml:space="preserve"> </w:t>
+      </w:r>
+      <w:r>
+        <w:rPr/>
+        <w:t>(13-rasm)</w:t>
+      </w:r>
+    </w:p>
+    <w:p>
+      <w:pPr>
+        <w:pStyle w:val="BodyText"/>
+        <w:numPr>
+          <w:ilvl w:val="0"/>
+          <w:numId w:val="0"/>
+        </w:numPr>
+        <w:spacing w:before="0" w:after="0"/>
+        <w:ind w:hanging="0" w:start="0"/>
+        <w:rPr/>
+      </w:pPr>
+      <w:r>
+        <w:rPr>
+          <w:rStyle w:val="Strong"/>
+        </w:rPr>
+        <w:t>Nega bunday bo'ldi?</w:t>
+      </w:r>
+      <w:r>
+        <w:rPr/>
+        <w:br/>
+        <w:t xml:space="preserve">Chunki server yuborgan sarlavhada </w:t>
+      </w:r>
+      <w:r>
+        <w:rPr>
+          <w:rStyle w:val="SourceText"/>
+        </w:rPr>
+        <w:t>script-src 'self'</w:t>
+      </w:r>
+      <w:r>
+        <w:rPr/>
+        <w:t xml:space="preserve"> ko'rsatilgan. Bu degani: "Skriptlarni faqat alohida fayl ko'rinishida (</w:t>
+      </w:r>
+      <w:r>
+        <w:rPr>
+          <w:rStyle w:val="SourceText"/>
+        </w:rPr>
+        <w:t>/app.js</w:t>
+      </w:r>
+      <w:r>
+        <w:rPr/>
+        <w:t xml:space="preserve">) shu serverdan yuklash mumkin, HTML kodi ichidagi inline skriptlarni ishga tushirish taqiqlanadi!". </w:t>
+      </w:r>
+    </w:p>
+    <w:p>
+      <w:pPr>
+        <w:pStyle w:val="BodyText"/>
+        <w:numPr>
+          <w:ilvl w:val="0"/>
+          <w:numId w:val="0"/>
+        </w:numPr>
+        <w:spacing w:before="0" w:after="0"/>
+        <w:ind w:hanging="0" w:start="0"/>
+        <w:rPr/>
+      </w:pPr>
+      <w:r>
+        <w:rPr/>
+        <w:t xml:space="preserve">Sahifadagi </w:t>
+      </w:r>
+      <w:r>
+        <w:rPr>
+          <w:rStyle w:val="Strong"/>
+        </w:rPr>
+        <w:t>"Boshqa origin"</w:t>
+      </w:r>
+      <w:r>
+        <w:rPr/>
+        <w:t xml:space="preserve"> tugmasini bosing: </w:t>
+      </w:r>
+    </w:p>
+    <w:p>
+      <w:pPr>
+        <w:pStyle w:val="BodyText"/>
+        <w:numPr>
+          <w:ilvl w:val="1"/>
+          <w:numId w:val="5"/>
+        </w:numPr>
+        <w:tabs>
+          <w:tab w:val="clear" w:pos="709"/>
+          <w:tab w:val="left" w:pos="0" w:leader="none"/>
+        </w:tabs>
+        <w:ind w:hanging="283" w:start="1418"/>
+        <w:rPr/>
+      </w:pPr>
+      <w:r>
+        <w:rPr/>
+        <w:t xml:space="preserve">Tugma ishlaydi va JSON qaytadi! Chunki CSP qoidasida </w:t>
+      </w:r>
+      <w:r>
+        <w:rPr>
+          <w:rStyle w:val="SourceText"/>
+        </w:rPr>
+        <w:t>connect-src 'self' http://127.0.0.1:8001;</w:t>
+      </w:r>
+      <w:r>
+        <w:rPr/>
+        <w:t xml:space="preserve"> orqali 8001 portga ulanishga aniq ruxsat berilgan. </w:t>
+      </w:r>
+    </w:p>
+    <w:p>
+      <w:pPr>
+        <w:pStyle w:val="BodyText"/>
+        <w:bidi w:val="0"/>
+        <w:jc w:val="start"/>
+        <w:rPr>
+          <w:b/>
+          <w:bCs/>
+        </w:rPr>
+      </w:pPr>
+      <w:r>
+        <w:rPr>
+          <w:b/>
+          <w:bCs/>
+        </w:rPr>
       </w:r>
     </w:p>
     <w:p>
@@ -5323,13 +5650,60 @@
         </w:rPr>
       </w:pPr>
       <w:r>
+        <w:drawing>
+          <wp:anchor behindDoc="0" distT="0" distB="0" distL="0" distR="0" simplePos="0" locked="0" layoutInCell="0" allowOverlap="1" relativeHeight="14">
+            <wp:simplePos x="0" y="0"/>
+            <wp:positionH relativeFrom="column">
+              <wp:align>center</wp:align>
+            </wp:positionH>
+            <wp:positionV relativeFrom="paragraph">
+              <wp:posOffset>635</wp:posOffset>
+            </wp:positionV>
+            <wp:extent cx="6120130" cy="4488815"/>
+            <wp:effectExtent l="0" t="0" r="0" b="0"/>
+            <wp:wrapSquare wrapText="largest"/>
+            <wp:docPr id="13" name="Image13" descr="" title=""/>
+            <wp:cNvGraphicFramePr>
+              <a:graphicFrameLocks xmlns:a="http://schemas.openxmlformats.org/drawingml/2006/main" noChangeAspect="1"/>
+            </wp:cNvGraphicFramePr>
+            <a:graphic xmlns:a="http://schemas.openxmlformats.org/drawingml/2006/main">
+              <a:graphicData uri="http://schemas.openxmlformats.org/drawingml/2006/picture">
+                <pic:pic xmlns:pic="http://schemas.openxmlformats.org/drawingml/2006/picture">
+                  <pic:nvPicPr>
+                    <pic:cNvPr id="13" name="Image13" descr="" title=""/>
+                    <pic:cNvPicPr>
+                      <a:picLocks noChangeAspect="1" noChangeArrowheads="1"/>
+                    </pic:cNvPicPr>
+                  </pic:nvPicPr>
+                  <pic:blipFill>
+                    <a:blip r:embed="rId15"/>
+                    <a:stretch>
+                      <a:fillRect/>
+                    </a:stretch>
+                  </pic:blipFill>
+                  <pic:spPr bwMode="auto">
+                    <a:xfrm>
+                      <a:off x="0" y="0"/>
+                      <a:ext cx="6120130" cy="4488815"/>
+                    </a:xfrm>
+                    <a:prstGeom prst="rect">
+                      <a:avLst/>
+                    </a:prstGeom>
+                  </pic:spPr>
+                </pic:pic>
+              </a:graphicData>
+            </a:graphic>
+          </wp:anchor>
+        </w:drawing>
+      </w:r>
+      <w:r>
         <w:rPr>
           <w:b w:val="false"/>
           <w:bCs w:val="false"/>
           <w:sz w:val="24"/>
           <w:szCs w:val="24"/>
         </w:rPr>
-        <w:t>11-rasm</w:t>
+        <w:t>13_rasm.</w:t>
       </w:r>
     </w:p>
     <w:sectPr>
@@ -5339,6 +5713,7 @@
       <w:pgNumType w:fmt="decimal"/>
       <w:formProt w:val="false"/>
       <w:textDirection w:val="lrTb"/>
+      <w:docGrid w:type="default" w:linePitch="100" w:charSpace="0"/>
     </w:sectPr>
   </w:body>
 </w:document>
@@ -5349,127 +5724,6 @@
   <w:abstractNum w:abstractNumId="1">
     <w:lvl w:ilvl="0">
       <w:start w:val="1"/>
-      <w:numFmt w:val="none"/>
-      <w:suff w:val="nothing"/>
-      <w:lvlText w:val=""/>
-      <w:lvlJc w:val="start"/>
-      <w:pPr>
-        <w:tabs>
-          <w:tab w:val="num" w:pos="0"/>
-        </w:tabs>
-        <w:ind w:start="0" w:hanging="0"/>
-      </w:pPr>
-    </w:lvl>
-    <w:lvl w:ilvl="1">
-      <w:start w:val="1"/>
-      <w:numFmt w:val="none"/>
-      <w:suff w:val="nothing"/>
-      <w:lvlText w:val=""/>
-      <w:lvlJc w:val="start"/>
-      <w:pPr>
-        <w:tabs>
-          <w:tab w:val="num" w:pos="0"/>
-        </w:tabs>
-        <w:ind w:start="0" w:hanging="0"/>
-      </w:pPr>
-    </w:lvl>
-    <w:lvl w:ilvl="2">
-      <w:start w:val="1"/>
-      <w:pStyle w:val="Heading3"/>
-      <w:numFmt w:val="none"/>
-      <w:suff w:val="nothing"/>
-      <w:lvlText w:val=""/>
-      <w:lvlJc w:val="start"/>
-      <w:pPr>
-        <w:tabs>
-          <w:tab w:val="num" w:pos="0"/>
-        </w:tabs>
-        <w:ind w:start="0" w:hanging="0"/>
-      </w:pPr>
-    </w:lvl>
-    <w:lvl w:ilvl="3">
-      <w:start w:val="1"/>
-      <w:pStyle w:val="Heading4"/>
-      <w:numFmt w:val="none"/>
-      <w:suff w:val="nothing"/>
-      <w:lvlText w:val=""/>
-      <w:lvlJc w:val="start"/>
-      <w:pPr>
-        <w:tabs>
-          <w:tab w:val="num" w:pos="0"/>
-        </w:tabs>
-        <w:ind w:start="0" w:hanging="0"/>
-      </w:pPr>
-    </w:lvl>
-    <w:lvl w:ilvl="4">
-      <w:start w:val="1"/>
-      <w:numFmt w:val="none"/>
-      <w:suff w:val="nothing"/>
-      <w:lvlText w:val=""/>
-      <w:lvlJc w:val="start"/>
-      <w:pPr>
-        <w:tabs>
-          <w:tab w:val="num" w:pos="0"/>
-        </w:tabs>
-        <w:ind w:start="0" w:hanging="0"/>
-      </w:pPr>
-    </w:lvl>
-    <w:lvl w:ilvl="5">
-      <w:start w:val="1"/>
-      <w:numFmt w:val="none"/>
-      <w:suff w:val="nothing"/>
-      <w:lvlText w:val=""/>
-      <w:lvlJc w:val="start"/>
-      <w:pPr>
-        <w:tabs>
-          <w:tab w:val="num" w:pos="0"/>
-        </w:tabs>
-        <w:ind w:start="0" w:hanging="0"/>
-      </w:pPr>
-    </w:lvl>
-    <w:lvl w:ilvl="6">
-      <w:start w:val="1"/>
-      <w:numFmt w:val="none"/>
-      <w:suff w:val="nothing"/>
-      <w:lvlText w:val=""/>
-      <w:lvlJc w:val="start"/>
-      <w:pPr>
-        <w:tabs>
-          <w:tab w:val="num" w:pos="0"/>
-        </w:tabs>
-        <w:ind w:start="0" w:hanging="0"/>
-      </w:pPr>
-    </w:lvl>
-    <w:lvl w:ilvl="7">
-      <w:start w:val="1"/>
-      <w:numFmt w:val="none"/>
-      <w:suff w:val="nothing"/>
-      <w:lvlText w:val=""/>
-      <w:lvlJc w:val="start"/>
-      <w:pPr>
-        <w:tabs>
-          <w:tab w:val="num" w:pos="0"/>
-        </w:tabs>
-        <w:ind w:start="0" w:hanging="0"/>
-      </w:pPr>
-    </w:lvl>
-    <w:lvl w:ilvl="8">
-      <w:start w:val="1"/>
-      <w:numFmt w:val="none"/>
-      <w:suff w:val="nothing"/>
-      <w:lvlText w:val=""/>
-      <w:lvlJc w:val="start"/>
-      <w:pPr>
-        <w:tabs>
-          <w:tab w:val="num" w:pos="0"/>
-        </w:tabs>
-        <w:ind w:start="0" w:hanging="0"/>
-      </w:pPr>
-    </w:lvl>
-  </w:abstractNum>
-  <w:abstractNum w:abstractNumId="2">
-    <w:lvl w:ilvl="0">
-      <w:start w:val="1"/>
       <w:numFmt w:val="decimal"/>
       <w:lvlText w:val="%1."/>
       <w:lvlJc w:val="start"/>
@@ -5584,6 +5838,143 @@
         <w:ind w:start="6381" w:hanging="283"/>
       </w:pPr>
       <w:rPr/>
+    </w:lvl>
+  </w:abstractNum>
+  <w:abstractNum w:abstractNumId="2">
+    <w:lvl w:ilvl="0">
+      <w:start w:val="1"/>
+      <w:numFmt w:val="bullet"/>
+      <w:lvlText w:val=""/>
+      <w:lvlJc w:val="start"/>
+      <w:pPr>
+        <w:tabs>
+          <w:tab w:val="num" w:pos="709"/>
+        </w:tabs>
+        <w:ind w:start="709" w:hanging="283"/>
+      </w:pPr>
+      <w:rPr>
+        <w:rFonts w:ascii="Symbol" w:hAnsi="Symbol" w:cs="Symbol" w:hint="default"/>
+      </w:rPr>
+    </w:lvl>
+    <w:lvl w:ilvl="1">
+      <w:start w:val="1"/>
+      <w:numFmt w:val="bullet"/>
+      <w:lvlText w:val=""/>
+      <w:lvlJc w:val="start"/>
+      <w:pPr>
+        <w:tabs>
+          <w:tab w:val="num" w:pos="1418"/>
+        </w:tabs>
+        <w:ind w:start="1418" w:hanging="283"/>
+      </w:pPr>
+      <w:rPr>
+        <w:rFonts w:ascii="Symbol" w:hAnsi="Symbol" w:cs="Symbol" w:hint="default"/>
+      </w:rPr>
+    </w:lvl>
+    <w:lvl w:ilvl="2">
+      <w:start w:val="1"/>
+      <w:numFmt w:val="bullet"/>
+      <w:lvlText w:val=""/>
+      <w:lvlJc w:val="start"/>
+      <w:pPr>
+        <w:tabs>
+          <w:tab w:val="num" w:pos="2127"/>
+        </w:tabs>
+        <w:ind w:start="2127" w:hanging="283"/>
+      </w:pPr>
+      <w:rPr>
+        <w:rFonts w:ascii="Symbol" w:hAnsi="Symbol" w:cs="Symbol" w:hint="default"/>
+      </w:rPr>
+    </w:lvl>
+    <w:lvl w:ilvl="3">
+      <w:start w:val="1"/>
+      <w:numFmt w:val="bullet"/>
+      <w:lvlText w:val=""/>
+      <w:lvlJc w:val="start"/>
+      <w:pPr>
+        <w:tabs>
+          <w:tab w:val="num" w:pos="2836"/>
+        </w:tabs>
+        <w:ind w:start="2836" w:hanging="283"/>
+      </w:pPr>
+      <w:rPr>
+        <w:rFonts w:ascii="Symbol" w:hAnsi="Symbol" w:cs="Symbol" w:hint="default"/>
+      </w:rPr>
+    </w:lvl>
+    <w:lvl w:ilvl="4">
+      <w:start w:val="1"/>
+      <w:numFmt w:val="bullet"/>
+      <w:lvlText w:val=""/>
+      <w:lvlJc w:val="start"/>
+      <w:pPr>
+        <w:tabs>
+          <w:tab w:val="num" w:pos="3545"/>
+        </w:tabs>
+        <w:ind w:start="3545" w:hanging="283"/>
+      </w:pPr>
+      <w:rPr>
+        <w:rFonts w:ascii="Symbol" w:hAnsi="Symbol" w:cs="Symbol" w:hint="default"/>
+      </w:rPr>
+    </w:lvl>
+    <w:lvl w:ilvl="5">
+      <w:start w:val="1"/>
+      <w:numFmt w:val="bullet"/>
+      <w:lvlText w:val=""/>
+      <w:lvlJc w:val="start"/>
+      <w:pPr>
+        <w:tabs>
+          <w:tab w:val="num" w:pos="4254"/>
+        </w:tabs>
+        <w:ind w:start="4254" w:hanging="283"/>
+      </w:pPr>
+      <w:rPr>
+        <w:rFonts w:ascii="Symbol" w:hAnsi="Symbol" w:cs="Symbol" w:hint="default"/>
+      </w:rPr>
+    </w:lvl>
+    <w:lvl w:ilvl="6">
+      <w:start w:val="1"/>
+      <w:numFmt w:val="bullet"/>
+      <w:lvlText w:val=""/>
+      <w:lvlJc w:val="start"/>
+      <w:pPr>
+        <w:tabs>
+          <w:tab w:val="num" w:pos="4963"/>
+        </w:tabs>
+        <w:ind w:start="4963" w:hanging="283"/>
+      </w:pPr>
+      <w:rPr>
+        <w:rFonts w:ascii="Symbol" w:hAnsi="Symbol" w:cs="Symbol" w:hint="default"/>
+      </w:rPr>
+    </w:lvl>
+    <w:lvl w:ilvl="7">
+      <w:start w:val="1"/>
+      <w:numFmt w:val="bullet"/>
+      <w:lvlText w:val=""/>
+      <w:lvlJc w:val="start"/>
+      <w:pPr>
+        <w:tabs>
+          <w:tab w:val="num" w:pos="5672"/>
+        </w:tabs>
+        <w:ind w:start="5672" w:hanging="283"/>
+      </w:pPr>
+      <w:rPr>
+        <w:rFonts w:ascii="Symbol" w:hAnsi="Symbol" w:cs="Symbol" w:hint="default"/>
+      </w:rPr>
+    </w:lvl>
+    <w:lvl w:ilvl="8">
+      <w:start w:val="1"/>
+      <w:numFmt w:val="bullet"/>
+      <w:lvlText w:val=""/>
+      <w:lvlJc w:val="start"/>
+      <w:pPr>
+        <w:tabs>
+          <w:tab w:val="num" w:pos="6381"/>
+        </w:tabs>
+        <w:ind w:start="6381" w:hanging="283"/>
+      </w:pPr>
+      <w:rPr>
+        <w:rFonts w:ascii="Symbol" w:hAnsi="Symbol" w:cs="Symbol" w:hint="default"/>
+      </w:rPr>
     </w:lvl>
   </w:abstractNum>
   <w:abstractNum w:abstractNumId="3">
@@ -5862,9 +6253,9 @@
   </w:abstractNum>
   <w:abstractNum w:abstractNumId="5">
     <w:lvl w:ilvl="0">
-      <w:start w:val="1"/>
-      <w:numFmt w:val="bullet"/>
-      <w:lvlText w:val=""/>
+      <w:start w:val="2"/>
+      <w:numFmt w:val="decimal"/>
+      <w:lvlText w:val="%1."/>
       <w:lvlJc w:val="start"/>
       <w:pPr>
         <w:tabs>
@@ -5872,9 +6263,7 @@
         </w:tabs>
         <w:ind w:start="709" w:hanging="283"/>
       </w:pPr>
-      <w:rPr>
-        <w:rFonts w:ascii="Symbol" w:hAnsi="Symbol" w:cs="Symbol" w:hint="default"/>
-      </w:rPr>
+      <w:rPr/>
     </w:lvl>
     <w:lvl w:ilvl="1">
       <w:start w:val="1"/>
@@ -5995,6 +6384,125 @@
       <w:rPr>
         <w:rFonts w:ascii="Symbol" w:hAnsi="Symbol" w:cs="Symbol" w:hint="default"/>
       </w:rPr>
+    </w:lvl>
+  </w:abstractNum>
+  <w:abstractNum w:abstractNumId="6">
+    <w:lvl w:ilvl="0">
+      <w:start w:val="1"/>
+      <w:numFmt w:val="none"/>
+      <w:suff w:val="nothing"/>
+      <w:lvlText w:val=""/>
+      <w:lvlJc w:val="start"/>
+      <w:pPr>
+        <w:tabs>
+          <w:tab w:val="num" w:pos="0"/>
+        </w:tabs>
+        <w:ind w:start="0" w:hanging="0"/>
+      </w:pPr>
+    </w:lvl>
+    <w:lvl w:ilvl="1">
+      <w:start w:val="1"/>
+      <w:numFmt w:val="none"/>
+      <w:suff w:val="nothing"/>
+      <w:lvlText w:val=""/>
+      <w:lvlJc w:val="start"/>
+      <w:pPr>
+        <w:tabs>
+          <w:tab w:val="num" w:pos="0"/>
+        </w:tabs>
+        <w:ind w:start="0" w:hanging="0"/>
+      </w:pPr>
+    </w:lvl>
+    <w:lvl w:ilvl="2">
+      <w:start w:val="1"/>
+      <w:numFmt w:val="none"/>
+      <w:suff w:val="nothing"/>
+      <w:lvlText w:val=""/>
+      <w:lvlJc w:val="start"/>
+      <w:pPr>
+        <w:tabs>
+          <w:tab w:val="num" w:pos="0"/>
+        </w:tabs>
+        <w:ind w:start="0" w:hanging="0"/>
+      </w:pPr>
+    </w:lvl>
+    <w:lvl w:ilvl="3">
+      <w:start w:val="1"/>
+      <w:numFmt w:val="none"/>
+      <w:suff w:val="nothing"/>
+      <w:lvlText w:val=""/>
+      <w:lvlJc w:val="start"/>
+      <w:pPr>
+        <w:tabs>
+          <w:tab w:val="num" w:pos="0"/>
+        </w:tabs>
+        <w:ind w:start="0" w:hanging="0"/>
+      </w:pPr>
+    </w:lvl>
+    <w:lvl w:ilvl="4">
+      <w:start w:val="1"/>
+      <w:numFmt w:val="none"/>
+      <w:suff w:val="nothing"/>
+      <w:lvlText w:val=""/>
+      <w:lvlJc w:val="start"/>
+      <w:pPr>
+        <w:tabs>
+          <w:tab w:val="num" w:pos="0"/>
+        </w:tabs>
+        <w:ind w:start="0" w:hanging="0"/>
+      </w:pPr>
+    </w:lvl>
+    <w:lvl w:ilvl="5">
+      <w:start w:val="1"/>
+      <w:numFmt w:val="none"/>
+      <w:suff w:val="nothing"/>
+      <w:lvlText w:val=""/>
+      <w:lvlJc w:val="start"/>
+      <w:pPr>
+        <w:tabs>
+          <w:tab w:val="num" w:pos="0"/>
+        </w:tabs>
+        <w:ind w:start="0" w:hanging="0"/>
+      </w:pPr>
+    </w:lvl>
+    <w:lvl w:ilvl="6">
+      <w:start w:val="1"/>
+      <w:numFmt w:val="none"/>
+      <w:suff w:val="nothing"/>
+      <w:lvlText w:val=""/>
+      <w:lvlJc w:val="start"/>
+      <w:pPr>
+        <w:tabs>
+          <w:tab w:val="num" w:pos="0"/>
+        </w:tabs>
+        <w:ind w:start="0" w:hanging="0"/>
+      </w:pPr>
+    </w:lvl>
+    <w:lvl w:ilvl="7">
+      <w:start w:val="1"/>
+      <w:numFmt w:val="none"/>
+      <w:suff w:val="nothing"/>
+      <w:lvlText w:val=""/>
+      <w:lvlJc w:val="start"/>
+      <w:pPr>
+        <w:tabs>
+          <w:tab w:val="num" w:pos="0"/>
+        </w:tabs>
+        <w:ind w:start="0" w:hanging="0"/>
+      </w:pPr>
+    </w:lvl>
+    <w:lvl w:ilvl="8">
+      <w:start w:val="1"/>
+      <w:numFmt w:val="none"/>
+      <w:suff w:val="nothing"/>
+      <w:lvlText w:val=""/>
+      <w:lvlJc w:val="start"/>
+      <w:pPr>
+        <w:tabs>
+          <w:tab w:val="num" w:pos="0"/>
+        </w:tabs>
+        <w:ind w:start="0" w:hanging="0"/>
+      </w:pPr>
     </w:lvl>
   </w:abstractNum>
   <w:num w:numId="1">
@@ -6012,6 +6520,9 @@
   <w:num w:numId="5">
     <w:abstractNumId w:val="5"/>
   </w:num>
+  <w:num w:numId="6">
+    <w:abstractNumId w:val="6"/>
+  </w:num>
 </w:numbering>
 </file>
 
@@ -6029,7 +6540,6 @@
     </w:rPrDefault>
     <w:pPrDefault>
       <w:pPr>
-        <w:widowControl/>
         <w:suppressAutoHyphens w:val="true"/>
       </w:pPr>
     </w:pPrDefault>
@@ -6039,7 +6549,10 @@
     <w:qFormat/>
     <w:pPr>
       <w:widowControl/>
+      <w:suppressAutoHyphens w:val="true"/>
       <w:bidi w:val="0"/>
+      <w:spacing w:before="0" w:after="0"/>
+      <w:jc w:val="start"/>
     </w:pPr>
     <w:rPr>
       <w:rFonts w:ascii="Liberation Serif" w:hAnsi="Liberation Serif" w:eastAsia="Noto Serif CJK SC" w:cs="Noto Sans Devanagari"/>
@@ -6129,7 +6642,9 @@
   <w:style w:type="character" w:styleId="FootnoteCharacters">
     <w:name w:val="Footnote Characters"/>
     <w:qFormat/>
-    <w:rPr/>
+    <w:rPr>
+      <w:vertAlign w:val="superscript"/>
+    </w:rPr>
   </w:style>
   <w:style w:type="character" w:styleId="FootnoteReference">
     <w:name w:val="Footnote Reference"/>
@@ -6204,7 +6719,7 @@
       <w:spacing w:before="120" w:after="100"/>
     </w:pPr>
     <w:rPr>
-      <w:rFonts w:ascii="Times New Roman" w:hAnsi="Times New Roman" w:cs="" w:cstheme="majorBidi"/>
+      <w:rFonts w:ascii="Times New Roman" w:hAnsi="Times New Roman" w:cs="DejaVu Sans" w:cstheme="majorBidi"/>
       <w:b/>
       <w:iCs/>
       <w:color w:val="000000"/>
